--- a/LAB3/Lap03.docx
+++ b/LAB3/Lap03.docx
@@ -4262,28 +4262,28 @@
     </w:p>
     <w:p>
       <w:pPr>
-        <w:rPr>
-          <w:rFonts w:ascii="Times New Roman" w:hAnsi="Times New Roman" w:cs="Times New Roman"/>
-          <w:b/>
-          <w:bCs/>
-          <w:sz w:val="26"/>
-          <w:szCs w:val="26"/>
-        </w:rPr>
-      </w:pPr>
-      <w:r>
-        <w:rPr>
-          <w:rFonts w:ascii="Times New Roman" w:hAnsi="Times New Roman" w:cs="Times New Roman"/>
-          <w:b/>
-          <w:bCs/>
-          <w:noProof/>
+        <w:jc w:val="center"/>
+        <w:rPr>
+          <w:rFonts w:ascii="Times New Roman" w:hAnsi="Times New Roman" w:cs="Times New Roman"/>
+          <w:b/>
+          <w:bCs/>
+          <w:sz w:val="26"/>
+          <w:szCs w:val="26"/>
+        </w:rPr>
+      </w:pPr>
+      <w:r>
+        <w:rPr>
+          <w:rFonts w:ascii="Times New Roman" w:hAnsi="Times New Roman" w:cs="Times New Roman"/>
+          <w:b/>
+          <w:bCs/>
           <w:sz w:val="26"/>
           <w:szCs w:val="26"/>
         </w:rPr>
         <w:drawing>
-          <wp:inline distT="0" distB="0" distL="0" distR="0" wp14:anchorId="4D8C4DFD" wp14:editId="465A0DA4">
-            <wp:extent cx="5943600" cy="1607185"/>
+          <wp:inline distT="0" distB="0" distL="0" distR="0" wp14:anchorId="21A929E7" wp14:editId="2AB9E645">
+            <wp:extent cx="5028928" cy="6194066"/>
             <wp:effectExtent l="0" t="0" r="0" b="0"/>
-            <wp:docPr id="159154287" name="Hình ảnh 1"/>
+            <wp:docPr id="1860157855" name="Hình ảnh 14"/>
             <wp:cNvGraphicFramePr>
               <a:graphicFrameLocks xmlns:a="http://schemas.openxmlformats.org/drawingml/2006/main" noChangeAspect="1"/>
             </wp:cNvGraphicFramePr>
@@ -4291,23 +4291,36 @@
               <a:graphicData uri="http://schemas.openxmlformats.org/drawingml/2006/picture">
                 <pic:pic xmlns:pic="http://schemas.openxmlformats.org/drawingml/2006/picture">
                   <pic:nvPicPr>
-                    <pic:cNvPr id="159154287" name=""/>
-                    <pic:cNvPicPr/>
+                    <pic:cNvPr id="0" name="Picture 48"/>
+                    <pic:cNvPicPr>
+                      <a:picLocks noChangeAspect="1" noChangeArrowheads="1"/>
+                    </pic:cNvPicPr>
                   </pic:nvPicPr>
                   <pic:blipFill>
-                    <a:blip r:embed="rId7"/>
+                    <a:blip r:embed="rId7" cstate="print">
+                      <a:extLst>
+                        <a:ext uri="{28A0092B-C50C-407E-A947-70E740481C1C}">
+                          <a14:useLocalDpi xmlns:a14="http://schemas.microsoft.com/office/drawing/2010/main" val="0"/>
+                        </a:ext>
+                      </a:extLst>
+                    </a:blip>
+                    <a:srcRect/>
                     <a:stretch>
                       <a:fillRect/>
                     </a:stretch>
                   </pic:blipFill>
-                  <pic:spPr>
+                  <pic:spPr bwMode="auto">
                     <a:xfrm>
                       <a:off x="0" y="0"/>
-                      <a:ext cx="5943600" cy="1607185"/>
+                      <a:ext cx="5050597" cy="6220755"/>
                     </a:xfrm>
                     <a:prstGeom prst="rect">
                       <a:avLst/>
                     </a:prstGeom>
+                    <a:noFill/>
+                    <a:ln>
+                      <a:noFill/>
+                    </a:ln>
                   </pic:spPr>
                 </pic:pic>
               </a:graphicData>
@@ -4318,115 +4331,164 @@
     </w:p>
     <w:p>
       <w:pPr>
-        <w:rPr>
-          <w:rFonts w:ascii="Times New Roman" w:hAnsi="Times New Roman" w:cs="Times New Roman"/>
-          <w:b/>
-          <w:bCs/>
-          <w:sz w:val="26"/>
-          <w:szCs w:val="26"/>
-        </w:rPr>
-      </w:pPr>
-      <w:r>
-        <w:rPr>
-          <w:rFonts w:ascii="Times New Roman" w:hAnsi="Times New Roman" w:cs="Times New Roman"/>
-          <w:b/>
-          <w:bCs/>
-          <w:sz w:val="26"/>
-          <w:szCs w:val="26"/>
-        </w:rPr>
-        <w:t xml:space="preserve">3.2. </w:t>
-      </w:r>
-      <w:proofErr w:type="spellStart"/>
-      <w:r>
-        <w:rPr>
-          <w:rFonts w:ascii="Times New Roman" w:hAnsi="Times New Roman" w:cs="Times New Roman"/>
-          <w:b/>
-          <w:bCs/>
-          <w:sz w:val="26"/>
-          <w:szCs w:val="26"/>
-        </w:rPr>
-        <w:t>Biểu</w:t>
-      </w:r>
-      <w:proofErr w:type="spellEnd"/>
-      <w:r>
-        <w:rPr>
-          <w:rFonts w:ascii="Times New Roman" w:hAnsi="Times New Roman" w:cs="Times New Roman"/>
-          <w:b/>
-          <w:bCs/>
-          <w:sz w:val="26"/>
-          <w:szCs w:val="26"/>
-        </w:rPr>
-        <w:t xml:space="preserve"> </w:t>
-      </w:r>
-      <w:proofErr w:type="spellStart"/>
-      <w:r>
-        <w:rPr>
-          <w:rFonts w:ascii="Times New Roman" w:hAnsi="Times New Roman" w:cs="Times New Roman"/>
-          <w:b/>
-          <w:bCs/>
-          <w:sz w:val="26"/>
-          <w:szCs w:val="26"/>
-        </w:rPr>
-        <w:t>đồ</w:t>
-      </w:r>
-      <w:proofErr w:type="spellEnd"/>
-      <w:r>
-        <w:rPr>
-          <w:rFonts w:ascii="Times New Roman" w:hAnsi="Times New Roman" w:cs="Times New Roman"/>
-          <w:b/>
-          <w:bCs/>
-          <w:sz w:val="26"/>
-          <w:szCs w:val="26"/>
-        </w:rPr>
-        <w:t xml:space="preserve"> </w:t>
-      </w:r>
-      <w:proofErr w:type="spellStart"/>
-      <w:r>
-        <w:rPr>
-          <w:rFonts w:ascii="Times New Roman" w:hAnsi="Times New Roman" w:cs="Times New Roman"/>
-          <w:b/>
-          <w:bCs/>
-          <w:sz w:val="26"/>
-          <w:szCs w:val="26"/>
-        </w:rPr>
-        <w:t>Lớp</w:t>
-      </w:r>
-      <w:proofErr w:type="spellEnd"/>
-      <w:r>
-        <w:rPr>
-          <w:rFonts w:ascii="Times New Roman" w:hAnsi="Times New Roman" w:cs="Times New Roman"/>
-          <w:b/>
-          <w:bCs/>
-          <w:sz w:val="26"/>
-          <w:szCs w:val="26"/>
-        </w:rPr>
-        <w:t xml:space="preserve"> (Class Diagram)</w:t>
-      </w:r>
+        <w:jc w:val="center"/>
+        <w:rPr>
+          <w:rFonts w:ascii="Times New Roman" w:hAnsi="Times New Roman" w:cs="Times New Roman"/>
+          <w:b/>
+          <w:bCs/>
+          <w:sz w:val="26"/>
+          <w:szCs w:val="26"/>
+        </w:rPr>
+      </w:pPr>
     </w:p>
     <w:p>
       <w:pPr>
-        <w:rPr>
-          <w:rFonts w:ascii="Times New Roman" w:hAnsi="Times New Roman" w:cs="Times New Roman"/>
-          <w:b/>
-          <w:bCs/>
-          <w:sz w:val="26"/>
-          <w:szCs w:val="26"/>
-        </w:rPr>
-      </w:pPr>
-      <w:r>
-        <w:rPr>
-          <w:rFonts w:ascii="Times New Roman" w:hAnsi="Times New Roman" w:cs="Times New Roman"/>
-          <w:b/>
-          <w:bCs/>
-          <w:noProof/>
+        <w:jc w:val="center"/>
+        <w:rPr>
+          <w:rFonts w:ascii="Times New Roman" w:hAnsi="Times New Roman" w:cs="Times New Roman"/>
+          <w:b/>
+          <w:bCs/>
+          <w:sz w:val="26"/>
+          <w:szCs w:val="26"/>
+        </w:rPr>
+      </w:pPr>
+    </w:p>
+    <w:p>
+      <w:pPr>
+        <w:jc w:val="center"/>
+        <w:rPr>
+          <w:rFonts w:ascii="Times New Roman" w:hAnsi="Times New Roman" w:cs="Times New Roman"/>
+          <w:b/>
+          <w:bCs/>
+          <w:sz w:val="26"/>
+          <w:szCs w:val="26"/>
+        </w:rPr>
+      </w:pPr>
+    </w:p>
+    <w:p>
+      <w:pPr>
+        <w:jc w:val="center"/>
+        <w:rPr>
+          <w:rFonts w:ascii="Times New Roman" w:hAnsi="Times New Roman" w:cs="Times New Roman"/>
+          <w:b/>
+          <w:bCs/>
+          <w:sz w:val="26"/>
+          <w:szCs w:val="26"/>
+        </w:rPr>
+      </w:pPr>
+    </w:p>
+    <w:p>
+      <w:pPr>
+        <w:rPr>
+          <w:rFonts w:ascii="Times New Roman" w:hAnsi="Times New Roman" w:cs="Times New Roman"/>
+          <w:b/>
+          <w:bCs/>
+          <w:sz w:val="26"/>
+          <w:szCs w:val="26"/>
+        </w:rPr>
+      </w:pPr>
+      <w:r>
+        <w:rPr>
+          <w:rFonts w:ascii="Times New Roman" w:hAnsi="Times New Roman" w:cs="Times New Roman"/>
+          <w:b/>
+          <w:bCs/>
+          <w:sz w:val="26"/>
+          <w:szCs w:val="26"/>
+        </w:rPr>
+        <w:lastRenderedPageBreak/>
+        <w:t xml:space="preserve">3.2. </w:t>
+      </w:r>
+      <w:proofErr w:type="spellStart"/>
+      <w:r>
+        <w:rPr>
+          <w:rFonts w:ascii="Times New Roman" w:hAnsi="Times New Roman" w:cs="Times New Roman"/>
+          <w:b/>
+          <w:bCs/>
+          <w:sz w:val="26"/>
+          <w:szCs w:val="26"/>
+        </w:rPr>
+        <w:t>Biểu</w:t>
+      </w:r>
+      <w:proofErr w:type="spellEnd"/>
+      <w:r>
+        <w:rPr>
+          <w:rFonts w:ascii="Times New Roman" w:hAnsi="Times New Roman" w:cs="Times New Roman"/>
+          <w:b/>
+          <w:bCs/>
+          <w:sz w:val="26"/>
+          <w:szCs w:val="26"/>
+        </w:rPr>
+        <w:t xml:space="preserve"> </w:t>
+      </w:r>
+      <w:proofErr w:type="spellStart"/>
+      <w:r>
+        <w:rPr>
+          <w:rFonts w:ascii="Times New Roman" w:hAnsi="Times New Roman" w:cs="Times New Roman"/>
+          <w:b/>
+          <w:bCs/>
+          <w:sz w:val="26"/>
+          <w:szCs w:val="26"/>
+        </w:rPr>
+        <w:t>đồ</w:t>
+      </w:r>
+      <w:proofErr w:type="spellEnd"/>
+      <w:r>
+        <w:rPr>
+          <w:rFonts w:ascii="Times New Roman" w:hAnsi="Times New Roman" w:cs="Times New Roman"/>
+          <w:b/>
+          <w:bCs/>
+          <w:sz w:val="26"/>
+          <w:szCs w:val="26"/>
+        </w:rPr>
+        <w:t xml:space="preserve"> </w:t>
+      </w:r>
+      <w:proofErr w:type="spellStart"/>
+      <w:r>
+        <w:rPr>
+          <w:rFonts w:ascii="Times New Roman" w:hAnsi="Times New Roman" w:cs="Times New Roman"/>
+          <w:b/>
+          <w:bCs/>
+          <w:sz w:val="26"/>
+          <w:szCs w:val="26"/>
+        </w:rPr>
+        <w:t>Lớp</w:t>
+      </w:r>
+      <w:proofErr w:type="spellEnd"/>
+      <w:r>
+        <w:rPr>
+          <w:rFonts w:ascii="Times New Roman" w:hAnsi="Times New Roman" w:cs="Times New Roman"/>
+          <w:b/>
+          <w:bCs/>
+          <w:sz w:val="26"/>
+          <w:szCs w:val="26"/>
+        </w:rPr>
+        <w:t xml:space="preserve"> (Class Diagram)</w:t>
+      </w:r>
+    </w:p>
+    <w:p>
+      <w:pPr>
+        <w:jc w:val="center"/>
+        <w:rPr>
+          <w:rFonts w:ascii="Times New Roman" w:hAnsi="Times New Roman" w:cs="Times New Roman"/>
+          <w:b/>
+          <w:bCs/>
+          <w:sz w:val="26"/>
+          <w:szCs w:val="26"/>
+        </w:rPr>
+      </w:pPr>
+      <w:r>
+        <w:rPr>
+          <w:rFonts w:ascii="Times New Roman" w:hAnsi="Times New Roman" w:cs="Times New Roman"/>
+          <w:b/>
+          <w:bCs/>
           <w:sz w:val="26"/>
           <w:szCs w:val="26"/>
         </w:rPr>
         <w:drawing>
-          <wp:inline distT="0" distB="0" distL="0" distR="0" wp14:anchorId="6A7A7DD6" wp14:editId="1F5E4DCF">
-            <wp:extent cx="5943600" cy="4144010"/>
-            <wp:effectExtent l="0" t="0" r="0" b="8890"/>
-            <wp:docPr id="457831168" name="Hình ảnh 1"/>
+          <wp:inline distT="0" distB="0" distL="0" distR="0" wp14:anchorId="287B8AE3" wp14:editId="6D6E523F">
+            <wp:extent cx="6551874" cy="3890702"/>
+            <wp:effectExtent l="0" t="0" r="0" b="0"/>
+            <wp:docPr id="1841695586" name="Hình ảnh 2"/>
             <wp:cNvGraphicFramePr>
               <a:graphicFrameLocks xmlns:a="http://schemas.openxmlformats.org/drawingml/2006/main" noChangeAspect="1"/>
             </wp:cNvGraphicFramePr>
@@ -4434,23 +4496,36 @@
               <a:graphicData uri="http://schemas.openxmlformats.org/drawingml/2006/picture">
                 <pic:pic xmlns:pic="http://schemas.openxmlformats.org/drawingml/2006/picture">
                   <pic:nvPicPr>
-                    <pic:cNvPr id="457831168" name=""/>
-                    <pic:cNvPicPr/>
+                    <pic:cNvPr id="0" name="Picture 6"/>
+                    <pic:cNvPicPr>
+                      <a:picLocks noChangeAspect="1" noChangeArrowheads="1"/>
+                    </pic:cNvPicPr>
                   </pic:nvPicPr>
                   <pic:blipFill>
-                    <a:blip r:embed="rId8"/>
+                    <a:blip r:embed="rId8" cstate="print">
+                      <a:extLst>
+                        <a:ext uri="{28A0092B-C50C-407E-A947-70E740481C1C}">
+                          <a14:useLocalDpi xmlns:a14="http://schemas.microsoft.com/office/drawing/2010/main" val="0"/>
+                        </a:ext>
+                      </a:extLst>
+                    </a:blip>
+                    <a:srcRect/>
                     <a:stretch>
                       <a:fillRect/>
                     </a:stretch>
                   </pic:blipFill>
-                  <pic:spPr>
+                  <pic:spPr bwMode="auto">
                     <a:xfrm>
                       <a:off x="0" y="0"/>
-                      <a:ext cx="5943600" cy="4144010"/>
+                      <a:ext cx="6568664" cy="3900673"/>
                     </a:xfrm>
                     <a:prstGeom prst="rect">
                       <a:avLst/>
                     </a:prstGeom>
+                    <a:noFill/>
+                    <a:ln>
+                      <a:noFill/>
+                    </a:ln>
                   </pic:spPr>
                 </pic:pic>
               </a:graphicData>
@@ -4521,7 +4596,6 @@
           <w:sz w:val="26"/>
           <w:szCs w:val="26"/>
         </w:rPr>
-        <w:lastRenderedPageBreak/>
         <w:t>3.</w:t>
       </w:r>
       <w:r>
@@ -4757,24 +4831,25 @@
     </w:p>
     <w:p>
       <w:pPr>
-        <w:rPr>
-          <w:rFonts w:ascii="Times New Roman" w:hAnsi="Times New Roman" w:cs="Times New Roman"/>
-          <w:sz w:val="26"/>
-          <w:szCs w:val="26"/>
-        </w:rPr>
-      </w:pPr>
-      <w:r>
-        <w:rPr>
-          <w:rFonts w:ascii="Times New Roman" w:hAnsi="Times New Roman" w:cs="Times New Roman"/>
-          <w:noProof/>
-          <w:sz w:val="26"/>
-          <w:szCs w:val="26"/>
-        </w:rPr>
+        <w:jc w:val="center"/>
+        <w:rPr>
+          <w:rFonts w:ascii="Times New Roman" w:hAnsi="Times New Roman" w:cs="Times New Roman"/>
+          <w:sz w:val="26"/>
+          <w:szCs w:val="26"/>
+        </w:rPr>
+      </w:pPr>
+      <w:r>
+        <w:rPr>
+          <w:rFonts w:ascii="Times New Roman" w:hAnsi="Times New Roman" w:cs="Times New Roman"/>
+          <w:sz w:val="26"/>
+          <w:szCs w:val="26"/>
+        </w:rPr>
+        <w:lastRenderedPageBreak/>
         <w:drawing>
-          <wp:inline distT="0" distB="0" distL="0" distR="0" wp14:anchorId="333551B9" wp14:editId="2C61BDEF">
-            <wp:extent cx="5943600" cy="3000375"/>
-            <wp:effectExtent l="0" t="0" r="0" b="9525"/>
-            <wp:docPr id="490710359" name="Hình ảnh 1"/>
+          <wp:inline distT="0" distB="0" distL="0" distR="0" wp14:anchorId="6BFDB2C5" wp14:editId="1F391F31">
+            <wp:extent cx="5388317" cy="2600077"/>
+            <wp:effectExtent l="0" t="0" r="0" b="0"/>
+            <wp:docPr id="1208026753" name="Hình ảnh 4"/>
             <wp:cNvGraphicFramePr>
               <a:graphicFrameLocks xmlns:a="http://schemas.openxmlformats.org/drawingml/2006/main" noChangeAspect="1"/>
             </wp:cNvGraphicFramePr>
@@ -4782,23 +4857,36 @@
               <a:graphicData uri="http://schemas.openxmlformats.org/drawingml/2006/picture">
                 <pic:pic xmlns:pic="http://schemas.openxmlformats.org/drawingml/2006/picture">
                   <pic:nvPicPr>
-                    <pic:cNvPr id="490710359" name=""/>
-                    <pic:cNvPicPr/>
+                    <pic:cNvPr id="0" name="Picture 13"/>
+                    <pic:cNvPicPr>
+                      <a:picLocks noChangeAspect="1" noChangeArrowheads="1"/>
+                    </pic:cNvPicPr>
                   </pic:nvPicPr>
                   <pic:blipFill>
-                    <a:blip r:embed="rId9"/>
+                    <a:blip r:embed="rId9" cstate="print">
+                      <a:extLst>
+                        <a:ext uri="{28A0092B-C50C-407E-A947-70E740481C1C}">
+                          <a14:useLocalDpi xmlns:a14="http://schemas.microsoft.com/office/drawing/2010/main" val="0"/>
+                        </a:ext>
+                      </a:extLst>
+                    </a:blip>
+                    <a:srcRect/>
                     <a:stretch>
                       <a:fillRect/>
                     </a:stretch>
                   </pic:blipFill>
-                  <pic:spPr>
+                  <pic:spPr bwMode="auto">
                     <a:xfrm>
                       <a:off x="0" y="0"/>
-                      <a:ext cx="5943600" cy="3000375"/>
+                      <a:ext cx="5414505" cy="2612714"/>
                     </a:xfrm>
                     <a:prstGeom prst="rect">
                       <a:avLst/>
                     </a:prstGeom>
+                    <a:noFill/>
+                    <a:ln>
+                      <a:noFill/>
+                    </a:ln>
                   </pic:spPr>
                 </pic:pic>
               </a:graphicData>
@@ -4825,17 +4913,7 @@
           <w:sz w:val="26"/>
           <w:szCs w:val="26"/>
         </w:rPr>
-        <w:t>3.4.</w:t>
-      </w:r>
-      <w:r>
-        <w:rPr>
-          <w:rFonts w:ascii="Times New Roman" w:hAnsi="Times New Roman" w:cs="Times New Roman"/>
-          <w:b/>
-          <w:bCs/>
-          <w:sz w:val="26"/>
-          <w:szCs w:val="26"/>
-        </w:rPr>
-        <w:t xml:space="preserve"> </w:t>
+        <w:t xml:space="preserve">3.4. </w:t>
       </w:r>
       <w:proofErr w:type="spellStart"/>
       <w:r>
@@ -5038,6 +5116,7 @@
     </w:p>
     <w:p>
       <w:pPr>
+        <w:jc w:val="center"/>
         <w:rPr>
           <w:rFonts w:ascii="Times New Roman" w:hAnsi="Times New Roman" w:cs="Times New Roman"/>
           <w:sz w:val="26"/>
@@ -5051,10 +5130,10 @@
           <w:szCs w:val="26"/>
         </w:rPr>
         <w:drawing>
-          <wp:inline distT="0" distB="0" distL="0" distR="0" wp14:anchorId="5E7EBC63" wp14:editId="76B3983E">
-            <wp:extent cx="5943600" cy="3559810"/>
-            <wp:effectExtent l="0" t="0" r="0" b="2540"/>
-            <wp:docPr id="2106893505" name="Hình ảnh 1"/>
+          <wp:inline distT="0" distB="0" distL="0" distR="0" wp14:anchorId="4B1ABC8A" wp14:editId="3767F8A0">
+            <wp:extent cx="6425024" cy="2631882"/>
+            <wp:effectExtent l="0" t="0" r="0" b="0"/>
+            <wp:docPr id="487763018" name="Hình ảnh 12"/>
             <wp:cNvGraphicFramePr>
               <a:graphicFrameLocks xmlns:a="http://schemas.openxmlformats.org/drawingml/2006/main" noChangeAspect="1"/>
             </wp:cNvGraphicFramePr>
@@ -5062,23 +5141,36 @@
               <a:graphicData uri="http://schemas.openxmlformats.org/drawingml/2006/picture">
                 <pic:pic xmlns:pic="http://schemas.openxmlformats.org/drawingml/2006/picture">
                   <pic:nvPicPr>
-                    <pic:cNvPr id="2106893505" name=""/>
-                    <pic:cNvPicPr/>
+                    <pic:cNvPr id="0" name="Picture 41"/>
+                    <pic:cNvPicPr>
+                      <a:picLocks noChangeAspect="1" noChangeArrowheads="1"/>
+                    </pic:cNvPicPr>
                   </pic:nvPicPr>
                   <pic:blipFill>
-                    <a:blip r:embed="rId10"/>
+                    <a:blip r:embed="rId10" cstate="print">
+                      <a:extLst>
+                        <a:ext uri="{28A0092B-C50C-407E-A947-70E740481C1C}">
+                          <a14:useLocalDpi xmlns:a14="http://schemas.microsoft.com/office/drawing/2010/main" val="0"/>
+                        </a:ext>
+                      </a:extLst>
+                    </a:blip>
+                    <a:srcRect/>
                     <a:stretch>
                       <a:fillRect/>
                     </a:stretch>
                   </pic:blipFill>
-                  <pic:spPr>
+                  <pic:spPr bwMode="auto">
                     <a:xfrm>
                       <a:off x="0" y="0"/>
-                      <a:ext cx="5943600" cy="3559810"/>
+                      <a:ext cx="6450864" cy="2642467"/>
                     </a:xfrm>
                     <a:prstGeom prst="rect">
                       <a:avLst/>
                     </a:prstGeom>
+                    <a:noFill/>
+                    <a:ln>
+                      <a:noFill/>
+                    </a:ln>
                   </pic:spPr>
                 </pic:pic>
               </a:graphicData>
@@ -5091,22 +5183,170 @@
       <w:pPr>
         <w:rPr>
           <w:rFonts w:ascii="Times New Roman" w:hAnsi="Times New Roman" w:cs="Times New Roman"/>
-          <w:sz w:val="26"/>
-          <w:szCs w:val="26"/>
-        </w:rPr>
-      </w:pPr>
+          <w:b/>
+          <w:bCs/>
+          <w:sz w:val="26"/>
+          <w:szCs w:val="26"/>
+        </w:rPr>
+      </w:pPr>
+      <w:r>
+        <w:rPr>
+          <w:rFonts w:ascii="Times New Roman" w:hAnsi="Times New Roman" w:cs="Times New Roman"/>
+          <w:b/>
+          <w:bCs/>
+          <w:sz w:val="26"/>
+          <w:szCs w:val="26"/>
+        </w:rPr>
+        <w:t xml:space="preserve">3.5. </w:t>
+      </w:r>
+      <w:proofErr w:type="spellStart"/>
+      <w:r>
+        <w:rPr>
+          <w:rFonts w:ascii="Times New Roman" w:hAnsi="Times New Roman" w:cs="Times New Roman"/>
+          <w:b/>
+          <w:bCs/>
+          <w:sz w:val="26"/>
+          <w:szCs w:val="26"/>
+        </w:rPr>
+        <w:t>Biểu</w:t>
+      </w:r>
+      <w:proofErr w:type="spellEnd"/>
+      <w:r>
+        <w:rPr>
+          <w:rFonts w:ascii="Times New Roman" w:hAnsi="Times New Roman" w:cs="Times New Roman"/>
+          <w:b/>
+          <w:bCs/>
+          <w:sz w:val="26"/>
+          <w:szCs w:val="26"/>
+        </w:rPr>
+        <w:t xml:space="preserve"> </w:t>
+      </w:r>
+      <w:proofErr w:type="spellStart"/>
+      <w:r>
+        <w:rPr>
+          <w:rFonts w:ascii="Times New Roman" w:hAnsi="Times New Roman" w:cs="Times New Roman"/>
+          <w:b/>
+          <w:bCs/>
+          <w:sz w:val="26"/>
+          <w:szCs w:val="26"/>
+        </w:rPr>
+        <w:t>đồ</w:t>
+      </w:r>
+      <w:proofErr w:type="spellEnd"/>
+      <w:r>
+        <w:rPr>
+          <w:rFonts w:ascii="Times New Roman" w:hAnsi="Times New Roman" w:cs="Times New Roman"/>
+          <w:b/>
+          <w:bCs/>
+          <w:sz w:val="26"/>
+          <w:szCs w:val="26"/>
+        </w:rPr>
+        <w:t xml:space="preserve"> </w:t>
+      </w:r>
+      <w:proofErr w:type="spellStart"/>
+      <w:r>
+        <w:rPr>
+          <w:rFonts w:ascii="Times New Roman" w:hAnsi="Times New Roman" w:cs="Times New Roman"/>
+          <w:b/>
+          <w:bCs/>
+          <w:sz w:val="26"/>
+          <w:szCs w:val="26"/>
+        </w:rPr>
+        <w:t>Trạng</w:t>
+      </w:r>
+      <w:proofErr w:type="spellEnd"/>
+      <w:r>
+        <w:rPr>
+          <w:rFonts w:ascii="Times New Roman" w:hAnsi="Times New Roman" w:cs="Times New Roman"/>
+          <w:b/>
+          <w:bCs/>
+          <w:sz w:val="26"/>
+          <w:szCs w:val="26"/>
+        </w:rPr>
+        <w:t xml:space="preserve"> </w:t>
+      </w:r>
+      <w:proofErr w:type="spellStart"/>
+      <w:r>
+        <w:rPr>
+          <w:rFonts w:ascii="Times New Roman" w:hAnsi="Times New Roman" w:cs="Times New Roman"/>
+          <w:b/>
+          <w:bCs/>
+          <w:sz w:val="26"/>
+          <w:szCs w:val="26"/>
+        </w:rPr>
+        <w:t>thái</w:t>
+      </w:r>
+      <w:proofErr w:type="spellEnd"/>
+      <w:r>
+        <w:rPr>
+          <w:rFonts w:ascii="Times New Roman" w:hAnsi="Times New Roman" w:cs="Times New Roman"/>
+          <w:b/>
+          <w:bCs/>
+          <w:sz w:val="26"/>
+          <w:szCs w:val="26"/>
+        </w:rPr>
+        <w:t xml:space="preserve"> (State Diagram) - </w:t>
+      </w:r>
+      <w:proofErr w:type="spellStart"/>
+      <w:r>
+        <w:rPr>
+          <w:rFonts w:ascii="Times New Roman" w:hAnsi="Times New Roman" w:cs="Times New Roman"/>
+          <w:b/>
+          <w:bCs/>
+          <w:sz w:val="26"/>
+          <w:szCs w:val="26"/>
+        </w:rPr>
+        <w:t>Phiếu</w:t>
+      </w:r>
+      <w:proofErr w:type="spellEnd"/>
+      <w:r>
+        <w:rPr>
+          <w:rFonts w:ascii="Times New Roman" w:hAnsi="Times New Roman" w:cs="Times New Roman"/>
+          <w:b/>
+          <w:bCs/>
+          <w:sz w:val="26"/>
+          <w:szCs w:val="26"/>
+        </w:rPr>
+        <w:t xml:space="preserve"> </w:t>
+      </w:r>
+      <w:proofErr w:type="spellStart"/>
+      <w:r>
+        <w:rPr>
+          <w:rFonts w:ascii="Times New Roman" w:hAnsi="Times New Roman" w:cs="Times New Roman"/>
+          <w:b/>
+          <w:bCs/>
+          <w:sz w:val="26"/>
+          <w:szCs w:val="26"/>
+        </w:rPr>
+        <w:t>đặt</w:t>
+      </w:r>
+      <w:proofErr w:type="spellEnd"/>
+      <w:r>
+        <w:rPr>
+          <w:rFonts w:ascii="Times New Roman" w:hAnsi="Times New Roman" w:cs="Times New Roman"/>
+          <w:b/>
+          <w:bCs/>
+          <w:sz w:val="26"/>
+          <w:szCs w:val="26"/>
+        </w:rPr>
+        <w:t xml:space="preserve"> </w:t>
+      </w:r>
+      <w:proofErr w:type="spellStart"/>
+      <w:r>
+        <w:rPr>
+          <w:rFonts w:ascii="Times New Roman" w:hAnsi="Times New Roman" w:cs="Times New Roman"/>
+          <w:b/>
+          <w:bCs/>
+          <w:sz w:val="26"/>
+          <w:szCs w:val="26"/>
+        </w:rPr>
+        <w:t>phòng</w:t>
+      </w:r>
+      <w:proofErr w:type="spellEnd"/>
     </w:p>
     <w:p>
       <w:pPr>
-        <w:rPr>
-          <w:rFonts w:ascii="Times New Roman" w:hAnsi="Times New Roman" w:cs="Times New Roman"/>
-          <w:sz w:val="26"/>
-          <w:szCs w:val="26"/>
-        </w:rPr>
-      </w:pPr>
-    </w:p>
-    <w:p>
-      <w:pPr>
+        <w:jc w:val="center"/>
         <w:rPr>
           <w:rFonts w:ascii="Times New Roman" w:hAnsi="Times New Roman" w:cs="Times New Roman"/>
           <w:b/>
@@ -5124,243 +5364,11 @@
           <w:szCs w:val="26"/>
         </w:rPr>
         <w:lastRenderedPageBreak/>
-        <w:t xml:space="preserve">3.5. </w:t>
-      </w:r>
-      <w:proofErr w:type="spellStart"/>
-      <w:r>
-        <w:rPr>
-          <w:rFonts w:ascii="Times New Roman" w:hAnsi="Times New Roman" w:cs="Times New Roman"/>
-          <w:b/>
-          <w:bCs/>
-          <w:sz w:val="26"/>
-          <w:szCs w:val="26"/>
-        </w:rPr>
-        <w:t>Biểu</w:t>
-      </w:r>
-      <w:proofErr w:type="spellEnd"/>
-      <w:r>
-        <w:rPr>
-          <w:rFonts w:ascii="Times New Roman" w:hAnsi="Times New Roman" w:cs="Times New Roman"/>
-          <w:b/>
-          <w:bCs/>
-          <w:sz w:val="26"/>
-          <w:szCs w:val="26"/>
-        </w:rPr>
-        <w:t xml:space="preserve"> </w:t>
-      </w:r>
-      <w:proofErr w:type="spellStart"/>
-      <w:r>
-        <w:rPr>
-          <w:rFonts w:ascii="Times New Roman" w:hAnsi="Times New Roman" w:cs="Times New Roman"/>
-          <w:b/>
-          <w:bCs/>
-          <w:sz w:val="26"/>
-          <w:szCs w:val="26"/>
-        </w:rPr>
-        <w:t>đồ</w:t>
-      </w:r>
-      <w:proofErr w:type="spellEnd"/>
-      <w:r>
-        <w:rPr>
-          <w:rFonts w:ascii="Times New Roman" w:hAnsi="Times New Roman" w:cs="Times New Roman"/>
-          <w:b/>
-          <w:bCs/>
-          <w:sz w:val="26"/>
-          <w:szCs w:val="26"/>
-        </w:rPr>
-        <w:t xml:space="preserve"> </w:t>
-      </w:r>
-      <w:proofErr w:type="spellStart"/>
-      <w:r>
-        <w:rPr>
-          <w:rFonts w:ascii="Times New Roman" w:hAnsi="Times New Roman" w:cs="Times New Roman"/>
-          <w:b/>
-          <w:bCs/>
-          <w:sz w:val="26"/>
-          <w:szCs w:val="26"/>
-        </w:rPr>
-        <w:t>Trạng</w:t>
-      </w:r>
-      <w:proofErr w:type="spellEnd"/>
-      <w:r>
-        <w:rPr>
-          <w:rFonts w:ascii="Times New Roman" w:hAnsi="Times New Roman" w:cs="Times New Roman"/>
-          <w:b/>
-          <w:bCs/>
-          <w:sz w:val="26"/>
-          <w:szCs w:val="26"/>
-        </w:rPr>
-        <w:t xml:space="preserve"> </w:t>
-      </w:r>
-      <w:proofErr w:type="spellStart"/>
-      <w:r>
-        <w:rPr>
-          <w:rFonts w:ascii="Times New Roman" w:hAnsi="Times New Roman" w:cs="Times New Roman"/>
-          <w:b/>
-          <w:bCs/>
-          <w:sz w:val="26"/>
-          <w:szCs w:val="26"/>
-        </w:rPr>
-        <w:t>thái</w:t>
-      </w:r>
-      <w:proofErr w:type="spellEnd"/>
-      <w:r>
-        <w:rPr>
-          <w:rFonts w:ascii="Times New Roman" w:hAnsi="Times New Roman" w:cs="Times New Roman"/>
-          <w:b/>
-          <w:bCs/>
-          <w:sz w:val="26"/>
-          <w:szCs w:val="26"/>
-        </w:rPr>
-        <w:t xml:space="preserve"> (State Diagram) - </w:t>
-      </w:r>
-      <w:proofErr w:type="spellStart"/>
-      <w:r>
-        <w:rPr>
-          <w:rFonts w:ascii="Times New Roman" w:hAnsi="Times New Roman" w:cs="Times New Roman"/>
-          <w:b/>
-          <w:bCs/>
-          <w:sz w:val="26"/>
-          <w:szCs w:val="26"/>
-        </w:rPr>
-        <w:t>Vòng</w:t>
-      </w:r>
-      <w:proofErr w:type="spellEnd"/>
-      <w:r>
-        <w:rPr>
-          <w:rFonts w:ascii="Times New Roman" w:hAnsi="Times New Roman" w:cs="Times New Roman"/>
-          <w:b/>
-          <w:bCs/>
-          <w:sz w:val="26"/>
-          <w:szCs w:val="26"/>
-        </w:rPr>
-        <w:t xml:space="preserve"> </w:t>
-      </w:r>
-      <w:proofErr w:type="spellStart"/>
-      <w:r>
-        <w:rPr>
-          <w:rFonts w:ascii="Times New Roman" w:hAnsi="Times New Roman" w:cs="Times New Roman"/>
-          <w:b/>
-          <w:bCs/>
-          <w:sz w:val="26"/>
-          <w:szCs w:val="26"/>
-        </w:rPr>
-        <w:t>đời</w:t>
-      </w:r>
-      <w:proofErr w:type="spellEnd"/>
-      <w:r>
-        <w:rPr>
-          <w:rFonts w:ascii="Times New Roman" w:hAnsi="Times New Roman" w:cs="Times New Roman"/>
-          <w:b/>
-          <w:bCs/>
-          <w:sz w:val="26"/>
-          <w:szCs w:val="26"/>
-        </w:rPr>
-        <w:t xml:space="preserve"> </w:t>
-      </w:r>
-      <w:proofErr w:type="spellStart"/>
-      <w:r>
-        <w:rPr>
-          <w:rFonts w:ascii="Times New Roman" w:hAnsi="Times New Roman" w:cs="Times New Roman"/>
-          <w:b/>
-          <w:bCs/>
-          <w:sz w:val="26"/>
-          <w:szCs w:val="26"/>
-        </w:rPr>
-        <w:t>của</w:t>
-      </w:r>
-      <w:proofErr w:type="spellEnd"/>
-      <w:r>
-        <w:rPr>
-          <w:rFonts w:ascii="Times New Roman" w:hAnsi="Times New Roman" w:cs="Times New Roman"/>
-          <w:b/>
-          <w:bCs/>
-          <w:sz w:val="26"/>
-          <w:szCs w:val="26"/>
-        </w:rPr>
-        <w:t xml:space="preserve"> </w:t>
-      </w:r>
-      <w:proofErr w:type="spellStart"/>
-      <w:r>
-        <w:rPr>
-          <w:rFonts w:ascii="Times New Roman" w:hAnsi="Times New Roman" w:cs="Times New Roman"/>
-          <w:b/>
-          <w:bCs/>
-          <w:sz w:val="26"/>
-          <w:szCs w:val="26"/>
-        </w:rPr>
-        <w:t>Phiếu</w:t>
-      </w:r>
-      <w:proofErr w:type="spellEnd"/>
-      <w:r>
-        <w:rPr>
-          <w:rFonts w:ascii="Times New Roman" w:hAnsi="Times New Roman" w:cs="Times New Roman"/>
-          <w:b/>
-          <w:bCs/>
-          <w:sz w:val="26"/>
-          <w:szCs w:val="26"/>
-        </w:rPr>
-        <w:t xml:space="preserve"> </w:t>
-      </w:r>
-      <w:proofErr w:type="spellStart"/>
-      <w:r>
-        <w:rPr>
-          <w:rFonts w:ascii="Times New Roman" w:hAnsi="Times New Roman" w:cs="Times New Roman"/>
-          <w:b/>
-          <w:bCs/>
-          <w:sz w:val="26"/>
-          <w:szCs w:val="26"/>
-        </w:rPr>
-        <w:t>đặt</w:t>
-      </w:r>
-      <w:proofErr w:type="spellEnd"/>
-      <w:r>
-        <w:rPr>
-          <w:rFonts w:ascii="Times New Roman" w:hAnsi="Times New Roman" w:cs="Times New Roman"/>
-          <w:b/>
-          <w:bCs/>
-          <w:sz w:val="26"/>
-          <w:szCs w:val="26"/>
-        </w:rPr>
-        <w:t xml:space="preserve"> </w:t>
-      </w:r>
-      <w:proofErr w:type="spellStart"/>
-      <w:r>
-        <w:rPr>
-          <w:rFonts w:ascii="Times New Roman" w:hAnsi="Times New Roman" w:cs="Times New Roman"/>
-          <w:b/>
-          <w:bCs/>
-          <w:sz w:val="26"/>
-          <w:szCs w:val="26"/>
-        </w:rPr>
-        <w:t>phòng</w:t>
-      </w:r>
-      <w:proofErr w:type="spellEnd"/>
-    </w:p>
-    <w:p>
-      <w:pPr>
-        <w:jc w:val="center"/>
-        <w:rPr>
-          <w:rFonts w:ascii="Times New Roman" w:hAnsi="Times New Roman" w:cs="Times New Roman"/>
-          <w:b/>
-          <w:bCs/>
-          <w:sz w:val="26"/>
-          <w:szCs w:val="26"/>
-        </w:rPr>
-      </w:pPr>
-      <w:r>
-        <w:rPr>
-          <w:rFonts w:ascii="Times New Roman" w:hAnsi="Times New Roman" w:cs="Times New Roman"/>
-          <w:b/>
-          <w:bCs/>
-          <w:sz w:val="26"/>
-          <w:szCs w:val="26"/>
-        </w:rPr>
         <w:drawing>
-          <wp:inline distT="0" distB="0" distL="0" distR="0" wp14:anchorId="2F99746C" wp14:editId="70CDC3BC">
-            <wp:extent cx="5943600" cy="7852410"/>
+          <wp:inline distT="0" distB="0" distL="0" distR="0" wp14:anchorId="24B86567" wp14:editId="0B577D64">
+            <wp:extent cx="3070601" cy="4444779"/>
             <wp:effectExtent l="0" t="0" r="0" b="0"/>
-            <wp:docPr id="860381057" name="Hình ảnh 1"/>
+            <wp:docPr id="1803769841" name="Hình ảnh 6"/>
             <wp:cNvGraphicFramePr>
               <a:graphicFrameLocks xmlns:a="http://schemas.openxmlformats.org/drawingml/2006/main" noChangeAspect="1"/>
             </wp:cNvGraphicFramePr>
@@ -5368,23 +5376,36 @@
               <a:graphicData uri="http://schemas.openxmlformats.org/drawingml/2006/picture">
                 <pic:pic xmlns:pic="http://schemas.openxmlformats.org/drawingml/2006/picture">
                   <pic:nvPicPr>
-                    <pic:cNvPr id="860381057" name=""/>
-                    <pic:cNvPicPr/>
+                    <pic:cNvPr id="0" name="Picture 20"/>
+                    <pic:cNvPicPr>
+                      <a:picLocks noChangeAspect="1" noChangeArrowheads="1"/>
+                    </pic:cNvPicPr>
                   </pic:nvPicPr>
                   <pic:blipFill>
-                    <a:blip r:embed="rId11"/>
+                    <a:blip r:embed="rId11" cstate="print">
+                      <a:extLst>
+                        <a:ext uri="{28A0092B-C50C-407E-A947-70E740481C1C}">
+                          <a14:useLocalDpi xmlns:a14="http://schemas.microsoft.com/office/drawing/2010/main" val="0"/>
+                        </a:ext>
+                      </a:extLst>
+                    </a:blip>
+                    <a:srcRect/>
                     <a:stretch>
                       <a:fillRect/>
                     </a:stretch>
                   </pic:blipFill>
-                  <pic:spPr>
+                  <pic:spPr bwMode="auto">
                     <a:xfrm>
                       <a:off x="0" y="0"/>
-                      <a:ext cx="5943600" cy="7852410"/>
+                      <a:ext cx="3080332" cy="4458865"/>
                     </a:xfrm>
                     <a:prstGeom prst="rect">
                       <a:avLst/>
                     </a:prstGeom>
+                    <a:noFill/>
+                    <a:ln>
+                      <a:noFill/>
+                    </a:ln>
                   </pic:spPr>
                 </pic:pic>
               </a:graphicData>
@@ -5411,7 +5432,6 @@
           <w:sz w:val="26"/>
           <w:szCs w:val="26"/>
         </w:rPr>
-        <w:lastRenderedPageBreak/>
         <w:t xml:space="preserve">3.6. </w:t>
       </w:r>
       <w:proofErr w:type="spellStart"/>
@@ -5501,72 +5521,6 @@
           <w:szCs w:val="26"/>
         </w:rPr>
         <w:t xml:space="preserve"> (State Diagram) - </w:t>
-      </w:r>
-      <w:proofErr w:type="spellStart"/>
-      <w:r>
-        <w:rPr>
-          <w:rFonts w:ascii="Times New Roman" w:hAnsi="Times New Roman" w:cs="Times New Roman"/>
-          <w:b/>
-          <w:bCs/>
-          <w:sz w:val="26"/>
-          <w:szCs w:val="26"/>
-        </w:rPr>
-        <w:t>Vòng</w:t>
-      </w:r>
-      <w:proofErr w:type="spellEnd"/>
-      <w:r>
-        <w:rPr>
-          <w:rFonts w:ascii="Times New Roman" w:hAnsi="Times New Roman" w:cs="Times New Roman"/>
-          <w:b/>
-          <w:bCs/>
-          <w:sz w:val="26"/>
-          <w:szCs w:val="26"/>
-        </w:rPr>
-        <w:t xml:space="preserve"> </w:t>
-      </w:r>
-      <w:proofErr w:type="spellStart"/>
-      <w:r>
-        <w:rPr>
-          <w:rFonts w:ascii="Times New Roman" w:hAnsi="Times New Roman" w:cs="Times New Roman"/>
-          <w:b/>
-          <w:bCs/>
-          <w:sz w:val="26"/>
-          <w:szCs w:val="26"/>
-        </w:rPr>
-        <w:t>đời</w:t>
-      </w:r>
-      <w:proofErr w:type="spellEnd"/>
-      <w:r>
-        <w:rPr>
-          <w:rFonts w:ascii="Times New Roman" w:hAnsi="Times New Roman" w:cs="Times New Roman"/>
-          <w:b/>
-          <w:bCs/>
-          <w:sz w:val="26"/>
-          <w:szCs w:val="26"/>
-        </w:rPr>
-        <w:t xml:space="preserve"> </w:t>
-      </w:r>
-      <w:proofErr w:type="spellStart"/>
-      <w:r>
-        <w:rPr>
-          <w:rFonts w:ascii="Times New Roman" w:hAnsi="Times New Roman" w:cs="Times New Roman"/>
-          <w:b/>
-          <w:bCs/>
-          <w:sz w:val="26"/>
-          <w:szCs w:val="26"/>
-        </w:rPr>
-        <w:t>của</w:t>
-      </w:r>
-      <w:proofErr w:type="spellEnd"/>
-      <w:r>
-        <w:rPr>
-          <w:rFonts w:ascii="Times New Roman" w:hAnsi="Times New Roman" w:cs="Times New Roman"/>
-          <w:b/>
-          <w:bCs/>
-          <w:sz w:val="26"/>
-          <w:szCs w:val="26"/>
-        </w:rPr>
-        <w:t xml:space="preserve"> </w:t>
       </w:r>
       <w:proofErr w:type="spellStart"/>
       <w:r>
@@ -5600,11 +5554,12 @@
           <w:sz w:val="26"/>
           <w:szCs w:val="26"/>
         </w:rPr>
+        <w:lastRenderedPageBreak/>
         <w:drawing>
-          <wp:inline distT="0" distB="0" distL="0" distR="0" wp14:anchorId="623EC55C" wp14:editId="58F4D7B2">
-            <wp:extent cx="5943600" cy="7787005"/>
-            <wp:effectExtent l="0" t="0" r="0" b="4445"/>
-            <wp:docPr id="2029880148" name="Hình ảnh 1"/>
+          <wp:inline distT="0" distB="0" distL="0" distR="0" wp14:anchorId="39340AC6" wp14:editId="2B76E5B8">
+            <wp:extent cx="2735249" cy="5709832"/>
+            <wp:effectExtent l="0" t="0" r="8255" b="0"/>
+            <wp:docPr id="1028726843" name="Hình ảnh 8"/>
             <wp:cNvGraphicFramePr>
               <a:graphicFrameLocks xmlns:a="http://schemas.openxmlformats.org/drawingml/2006/main" noChangeAspect="1"/>
             </wp:cNvGraphicFramePr>
@@ -5612,23 +5567,36 @@
               <a:graphicData uri="http://schemas.openxmlformats.org/drawingml/2006/picture">
                 <pic:pic xmlns:pic="http://schemas.openxmlformats.org/drawingml/2006/picture">
                   <pic:nvPicPr>
-                    <pic:cNvPr id="2029880148" name=""/>
-                    <pic:cNvPicPr/>
+                    <pic:cNvPr id="0" name="Picture 27"/>
+                    <pic:cNvPicPr>
+                      <a:picLocks noChangeAspect="1" noChangeArrowheads="1"/>
+                    </pic:cNvPicPr>
                   </pic:nvPicPr>
                   <pic:blipFill>
-                    <a:blip r:embed="rId12"/>
+                    <a:blip r:embed="rId12" cstate="print">
+                      <a:extLst>
+                        <a:ext uri="{28A0092B-C50C-407E-A947-70E740481C1C}">
+                          <a14:useLocalDpi xmlns:a14="http://schemas.microsoft.com/office/drawing/2010/main" val="0"/>
+                        </a:ext>
+                      </a:extLst>
+                    </a:blip>
+                    <a:srcRect/>
                     <a:stretch>
                       <a:fillRect/>
                     </a:stretch>
                   </pic:blipFill>
-                  <pic:spPr>
+                  <pic:spPr bwMode="auto">
                     <a:xfrm>
                       <a:off x="0" y="0"/>
-                      <a:ext cx="5943600" cy="7787005"/>
+                      <a:ext cx="2750905" cy="5742513"/>
                     </a:xfrm>
                     <a:prstGeom prst="rect">
                       <a:avLst/>
                     </a:prstGeom>
+                    <a:noFill/>
+                    <a:ln>
+                      <a:noFill/>
+                    </a:ln>
                   </pic:spPr>
                 </pic:pic>
               </a:graphicData>
@@ -5655,7 +5623,6 @@
           <w:sz w:val="26"/>
           <w:szCs w:val="26"/>
         </w:rPr>
-        <w:lastRenderedPageBreak/>
         <w:t xml:space="preserve">3.7. </w:t>
       </w:r>
       <w:proofErr w:type="spellStart"/>
@@ -5822,11 +5789,12 @@
           <w:sz w:val="26"/>
           <w:szCs w:val="26"/>
         </w:rPr>
+        <w:lastRenderedPageBreak/>
         <w:drawing>
-          <wp:inline distT="0" distB="0" distL="0" distR="0" wp14:anchorId="1BF7D0B2" wp14:editId="7DF04611">
-            <wp:extent cx="2329841" cy="7359186"/>
+          <wp:inline distT="0" distB="0" distL="0" distR="0" wp14:anchorId="12D4407E" wp14:editId="6ABE8EBD">
+            <wp:extent cx="4097389" cy="3713259"/>
             <wp:effectExtent l="0" t="0" r="0" b="0"/>
-            <wp:docPr id="783962160" name="Hình ảnh 1"/>
+            <wp:docPr id="1282343187" name="Hình ảnh 10"/>
             <wp:cNvGraphicFramePr>
               <a:graphicFrameLocks xmlns:a="http://schemas.openxmlformats.org/drawingml/2006/main" noChangeAspect="1"/>
             </wp:cNvGraphicFramePr>
@@ -5834,23 +5802,36 @@
               <a:graphicData uri="http://schemas.openxmlformats.org/drawingml/2006/picture">
                 <pic:pic xmlns:pic="http://schemas.openxmlformats.org/drawingml/2006/picture">
                   <pic:nvPicPr>
-                    <pic:cNvPr id="783962160" name=""/>
-                    <pic:cNvPicPr/>
+                    <pic:cNvPr id="0" name="Picture 34"/>
+                    <pic:cNvPicPr>
+                      <a:picLocks noChangeAspect="1" noChangeArrowheads="1"/>
+                    </pic:cNvPicPr>
                   </pic:nvPicPr>
                   <pic:blipFill>
-                    <a:blip r:embed="rId13"/>
+                    <a:blip r:embed="rId13" cstate="print">
+                      <a:extLst>
+                        <a:ext uri="{28A0092B-C50C-407E-A947-70E740481C1C}">
+                          <a14:useLocalDpi xmlns:a14="http://schemas.microsoft.com/office/drawing/2010/main" val="0"/>
+                        </a:ext>
+                      </a:extLst>
+                    </a:blip>
+                    <a:srcRect/>
                     <a:stretch>
                       <a:fillRect/>
                     </a:stretch>
                   </pic:blipFill>
-                  <pic:spPr>
+                  <pic:spPr bwMode="auto">
                     <a:xfrm>
                       <a:off x="0" y="0"/>
-                      <a:ext cx="2333822" cy="7371761"/>
+                      <a:ext cx="4110851" cy="3725459"/>
                     </a:xfrm>
                     <a:prstGeom prst="rect">
                       <a:avLst/>
                     </a:prstGeom>
+                    <a:noFill/>
+                    <a:ln>
+                      <a:noFill/>
+                    </a:ln>
                   </pic:spPr>
                 </pic:pic>
               </a:graphicData>
@@ -5889,7 +5870,6 @@
           <w:sz w:val="26"/>
           <w:szCs w:val="26"/>
         </w:rPr>
-        <w:lastRenderedPageBreak/>
         <w:t>4. GIAO DIỆN HỆ THỐNG WINFORMS &amp; KẾT QUẢ THỰC THI</w:t>
       </w:r>
     </w:p>
@@ -6055,6 +6035,7 @@
           <w:sz w:val="26"/>
           <w:szCs w:val="26"/>
         </w:rPr>
+        <w:lastRenderedPageBreak/>
         <w:t xml:space="preserve">Module Quản </w:t>
       </w:r>
       <w:proofErr w:type="spellStart"/>
@@ -6162,7 +6143,6 @@
           <w:sz w:val="26"/>
           <w:szCs w:val="26"/>
         </w:rPr>
-        <w:lastRenderedPageBreak/>
         <w:drawing>
           <wp:inline distT="0" distB="0" distL="0" distR="0" wp14:anchorId="00E0A8AD" wp14:editId="165D067B">
             <wp:extent cx="5226050" cy="3907813"/>
@@ -6327,6 +6307,7 @@
           <w:sz w:val="26"/>
           <w:szCs w:val="26"/>
         </w:rPr>
+        <w:lastRenderedPageBreak/>
         <w:drawing>
           <wp:inline distT="0" distB="0" distL="0" distR="0" wp14:anchorId="713BD5FA" wp14:editId="7905C7DA">
             <wp:extent cx="4787900" cy="3811394"/>
@@ -6384,7 +6365,6 @@
           <w:sz w:val="26"/>
           <w:szCs w:val="26"/>
         </w:rPr>
-        <w:lastRenderedPageBreak/>
         <w:t xml:space="preserve">Module </w:t>
       </w:r>
       <w:proofErr w:type="spellStart"/>
@@ -6549,6 +6529,7 @@
           <w:sz w:val="26"/>
           <w:szCs w:val="26"/>
         </w:rPr>
+        <w:lastRenderedPageBreak/>
         <w:t xml:space="preserve">Module </w:t>
       </w:r>
       <w:proofErr w:type="spellStart"/>
@@ -6709,7 +6690,6 @@
           <w:sz w:val="26"/>
           <w:szCs w:val="26"/>
         </w:rPr>
-        <w:lastRenderedPageBreak/>
         <w:t>5. KẾT QUẢ KIỂM THỬ CÁC QUY TẮC NGHIỆP VỤ</w:t>
       </w:r>
     </w:p>
